--- a/AI_Agents_and_Advanced_Fine_Tuning_Bootcamp/Lab_Walkthroughs/Week_06_Lab_A_rl_grid_problem_from_scratch.docx
+++ b/AI_Agents_and_Advanced_Fine_Tuning_Bootcamp/Lab_Walkthroughs/Week_06_Lab_A_rl_grid_problem_from_scratch.docx
@@ -96,7 +96,7 @@
           <w:color w:val="333333"/>
           <w:sz w:val="22"/>
         </w:rPr>
-        <w:t>Cluster workspace from week 1 plus week-specific deps in the requirements.txt that ships with this lab.</w:t>
+        <w:t>CPU only; numpy and matplotlib.</w:t>
       </w:r>
     </w:p>
     <w:p>
@@ -118,7 +118,7 @@
           <w:color w:val="333333"/>
           <w:sz w:val="22"/>
         </w:rPr>
-        <w:t>Concept list available in the class notes for this week.</w:t>
+        <w:t>MDP: states, actions, transitions, rewards, gamma</w:t>
       </w:r>
     </w:p>
     <w:p>
@@ -130,7 +130,19 @@
           <w:color w:val="333333"/>
           <w:sz w:val="22"/>
         </w:rPr>
-        <w:t>Lab guide TA reviews the concepts in the first 15 minutes.</w:t>
+        <w:t>Value iteration as a fixed point of the Bellman backup</w:t>
+      </w:r>
+    </w:p>
+    <w:p>
+      <w:pPr>
+        <w:pStyle w:val="ListBullet"/>
+      </w:pPr>
+      <w:r>
+        <w:rPr>
+          <w:color w:val="333333"/>
+          <w:sz w:val="22"/>
+        </w:rPr>
+        <w:t>Q-learning: off-policy TD with epsilon-greedy exploration</w:t>
       </w:r>
     </w:p>
     <w:p>
@@ -211,7 +223,280 @@
           <w:color w:val="101010"/>
           <w:sz w:val="18"/>
         </w:rPr>
-        <w:t># Starter code is in the lab repo: see lab_starter.py.</w:t>
+        <w:t>import numpy as np</w:t>
+      </w:r>
+    </w:p>
+    <w:p>
+      <w:pPr>
+        <w:spacing w:after="0" w:before="0"/>
+      </w:pPr>
+      <w:r>
+        <w:rPr>
+          <w:rFonts w:ascii="Consolas" w:hAnsi="Consolas"/>
+          <w:color w:val="101010"/>
+          <w:sz w:val="18"/>
+        </w:rPr>
+        <w:t xml:space="preserve"> </w:t>
+      </w:r>
+    </w:p>
+    <w:p>
+      <w:pPr>
+        <w:spacing w:after="0" w:before="0"/>
+      </w:pPr>
+      <w:r>
+        <w:rPr>
+          <w:rFonts w:ascii="Consolas" w:hAnsi="Consolas"/>
+          <w:color w:val="101010"/>
+          <w:sz w:val="18"/>
+        </w:rPr>
+        <w:t>V = np.zeros(25)</w:t>
+      </w:r>
+    </w:p>
+    <w:p>
+      <w:pPr>
+        <w:spacing w:after="0" w:before="0"/>
+      </w:pPr>
+      <w:r>
+        <w:rPr>
+          <w:rFonts w:ascii="Consolas" w:hAnsi="Consolas"/>
+          <w:color w:val="101010"/>
+          <w:sz w:val="18"/>
+        </w:rPr>
+        <w:t>for sweep in range(200):</w:t>
+      </w:r>
+    </w:p>
+    <w:p>
+      <w:pPr>
+        <w:spacing w:after="0" w:before="0"/>
+      </w:pPr>
+      <w:r>
+        <w:rPr>
+          <w:rFonts w:ascii="Consolas" w:hAnsi="Consolas"/>
+          <w:color w:val="101010"/>
+          <w:sz w:val="18"/>
+        </w:rPr>
+        <w:t xml:space="preserve">    delta = 0</w:t>
+      </w:r>
+    </w:p>
+    <w:p>
+      <w:pPr>
+        <w:spacing w:after="0" w:before="0"/>
+      </w:pPr>
+      <w:r>
+        <w:rPr>
+          <w:rFonts w:ascii="Consolas" w:hAnsi="Consolas"/>
+          <w:color w:val="101010"/>
+          <w:sz w:val="18"/>
+        </w:rPr>
+        <w:t xml:space="preserve">    for s in range(25):</w:t>
+      </w:r>
+    </w:p>
+    <w:p>
+      <w:pPr>
+        <w:spacing w:after="0" w:before="0"/>
+      </w:pPr>
+      <w:r>
+        <w:rPr>
+          <w:rFonts w:ascii="Consolas" w:hAnsi="Consolas"/>
+          <w:color w:val="101010"/>
+          <w:sz w:val="18"/>
+        </w:rPr>
+        <w:t xml:space="preserve">        q = [sum(p * (r + 0.9 * V[s2])</w:t>
+      </w:r>
+    </w:p>
+    <w:p>
+      <w:pPr>
+        <w:spacing w:after="0" w:before="0"/>
+      </w:pPr>
+      <w:r>
+        <w:rPr>
+          <w:rFonts w:ascii="Consolas" w:hAnsi="Consolas"/>
+          <w:color w:val="101010"/>
+          <w:sz w:val="18"/>
+        </w:rPr>
+        <w:t xml:space="preserve">             for p, s2, r in transitions(s, a)) for a in range(4)]</w:t>
+      </w:r>
+    </w:p>
+    <w:p>
+      <w:pPr>
+        <w:spacing w:after="0" w:before="0"/>
+      </w:pPr>
+      <w:r>
+        <w:rPr>
+          <w:rFonts w:ascii="Consolas" w:hAnsi="Consolas"/>
+          <w:color w:val="101010"/>
+          <w:sz w:val="18"/>
+        </w:rPr>
+        <w:t xml:space="preserve">        delta = max(delta, abs(max(q) - V[s]))</w:t>
+      </w:r>
+    </w:p>
+    <w:p>
+      <w:pPr>
+        <w:spacing w:after="0" w:before="0"/>
+      </w:pPr>
+      <w:r>
+        <w:rPr>
+          <w:rFonts w:ascii="Consolas" w:hAnsi="Consolas"/>
+          <w:color w:val="101010"/>
+          <w:sz w:val="18"/>
+        </w:rPr>
+        <w:t xml:space="preserve">        V[s] = max(q)</w:t>
+      </w:r>
+    </w:p>
+    <w:p>
+      <w:pPr>
+        <w:spacing w:after="0" w:before="0"/>
+      </w:pPr>
+      <w:r>
+        <w:rPr>
+          <w:rFonts w:ascii="Consolas" w:hAnsi="Consolas"/>
+          <w:color w:val="101010"/>
+          <w:sz w:val="18"/>
+        </w:rPr>
+        <w:t xml:space="preserve">    if delta &lt; 1e-6:</w:t>
+      </w:r>
+    </w:p>
+    <w:p>
+      <w:pPr>
+        <w:spacing w:after="0" w:before="0"/>
+      </w:pPr>
+      <w:r>
+        <w:rPr>
+          <w:rFonts w:ascii="Consolas" w:hAnsi="Consolas"/>
+          <w:color w:val="101010"/>
+          <w:sz w:val="18"/>
+        </w:rPr>
+        <w:t xml:space="preserve">        break</w:t>
+      </w:r>
+    </w:p>
+    <w:p>
+      <w:pPr>
+        <w:spacing w:after="0" w:before="0"/>
+      </w:pPr>
+      <w:r>
+        <w:rPr>
+          <w:rFonts w:ascii="Consolas" w:hAnsi="Consolas"/>
+          <w:color w:val="101010"/>
+          <w:sz w:val="18"/>
+        </w:rPr>
+        <w:t xml:space="preserve"> </w:t>
+      </w:r>
+    </w:p>
+    <w:p>
+      <w:pPr>
+        <w:spacing w:after="0" w:before="0"/>
+      </w:pPr>
+      <w:r>
+        <w:rPr>
+          <w:rFonts w:ascii="Consolas" w:hAnsi="Consolas"/>
+          <w:color w:val="101010"/>
+          <w:sz w:val="18"/>
+        </w:rPr>
+        <w:t>Q = np.zeros((25, 4))</w:t>
+      </w:r>
+    </w:p>
+    <w:p>
+      <w:pPr>
+        <w:spacing w:after="0" w:before="0"/>
+      </w:pPr>
+      <w:r>
+        <w:rPr>
+          <w:rFonts w:ascii="Consolas" w:hAnsi="Consolas"/>
+          <w:color w:val="101010"/>
+          <w:sz w:val="18"/>
+        </w:rPr>
+        <w:t>for ep in range(2000):</w:t>
+      </w:r>
+    </w:p>
+    <w:p>
+      <w:pPr>
+        <w:spacing w:after="0" w:before="0"/>
+      </w:pPr>
+      <w:r>
+        <w:rPr>
+          <w:rFonts w:ascii="Consolas" w:hAnsi="Consolas"/>
+          <w:color w:val="101010"/>
+          <w:sz w:val="18"/>
+        </w:rPr>
+        <w:t xml:space="preserve">    s = 0</w:t>
+      </w:r>
+    </w:p>
+    <w:p>
+      <w:pPr>
+        <w:spacing w:after="0" w:before="0"/>
+      </w:pPr>
+      <w:r>
+        <w:rPr>
+          <w:rFonts w:ascii="Consolas" w:hAnsi="Consolas"/>
+          <w:color w:val="101010"/>
+          <w:sz w:val="18"/>
+        </w:rPr>
+        <w:t xml:space="preserve">    while not terminal(s):</w:t>
+      </w:r>
+    </w:p>
+    <w:p>
+      <w:pPr>
+        <w:spacing w:after="0" w:before="0"/>
+      </w:pPr>
+      <w:r>
+        <w:rPr>
+          <w:rFonts w:ascii="Consolas" w:hAnsi="Consolas"/>
+          <w:color w:val="101010"/>
+          <w:sz w:val="18"/>
+        </w:rPr>
+        <w:t xml:space="preserve">        a = epsilon_greedy(Q, s, eps=0.1)</w:t>
+      </w:r>
+    </w:p>
+    <w:p>
+      <w:pPr>
+        <w:spacing w:after="0" w:before="0"/>
+      </w:pPr>
+      <w:r>
+        <w:rPr>
+          <w:rFonts w:ascii="Consolas" w:hAnsi="Consolas"/>
+          <w:color w:val="101010"/>
+          <w:sz w:val="18"/>
+        </w:rPr>
+        <w:t xml:space="preserve">        s2, r = step(s, a)</w:t>
+      </w:r>
+    </w:p>
+    <w:p>
+      <w:pPr>
+        <w:spacing w:after="0" w:before="0"/>
+      </w:pPr>
+      <w:r>
+        <w:rPr>
+          <w:rFonts w:ascii="Consolas" w:hAnsi="Consolas"/>
+          <w:color w:val="101010"/>
+          <w:sz w:val="18"/>
+        </w:rPr>
+        <w:t xml:space="preserve">        Q[s, a] += 0.1 * (r + 0.9 * Q[s2].max() - Q[s, a])</w:t>
+      </w:r>
+    </w:p>
+    <w:p>
+      <w:pPr>
+        <w:spacing w:after="0" w:before="0"/>
+      </w:pPr>
+      <w:r>
+        <w:rPr>
+          <w:rFonts w:ascii="Consolas" w:hAnsi="Consolas"/>
+          <w:color w:val="101010"/>
+          <w:sz w:val="18"/>
+        </w:rPr>
+        <w:t xml:space="preserve">        s = s2</w:t>
+      </w:r>
+    </w:p>
+    <w:p>
+      <w:pPr>
+        <w:spacing w:after="0" w:before="0"/>
+      </w:pPr>
+      <w:r>
+        <w:rPr>
+          <w:rFonts w:ascii="Consolas" w:hAnsi="Consolas"/>
+          <w:color w:val="101010"/>
+          <w:sz w:val="18"/>
+        </w:rPr>
+        <w:t xml:space="preserve"> </w:t>
       </w:r>
     </w:p>
     <w:p>
@@ -233,7 +518,7 @@
           <w:color w:val="333333"/>
           <w:sz w:val="22"/>
         </w:rPr>
-        <w:t>all deliverables present in the submission folder</w:t>
+        <w:t>value iteration converges in under 50 sweeps (log delta)</w:t>
       </w:r>
     </w:p>
     <w:p>
@@ -245,7 +530,7 @@
           <w:color w:val="333333"/>
           <w:sz w:val="22"/>
         </w:rPr>
-        <w:t>code runs end-to-end without modification</w:t>
+        <w:t>greedy policies from V and from Q agree on every non-terminal state</w:t>
       </w:r>
     </w:p>
     <w:p>
@@ -257,7 +542,19 @@
           <w:color w:val="333333"/>
           <w:sz w:val="22"/>
         </w:rPr>
-        <w:t>results match the expected ranges in the rubric</w:t>
+        <w:t>convergence plot shows episode return vs episodes for Q-learning</w:t>
+      </w:r>
+    </w:p>
+    <w:p>
+      <w:pPr>
+        <w:pStyle w:val="ListBullet"/>
+      </w:pPr>
+      <w:r>
+        <w:rPr>
+          <w:color w:val="333333"/>
+          <w:sz w:val="22"/>
+        </w:rPr>
+        <w:t>changing gamma to 0.5 visibly shortens the preferred path</w:t>
       </w:r>
     </w:p>
     <w:p>
